--- a/411123031_鍾瑋哲_Word排版作業.docx
+++ b/411123031_鍾瑋哲_Word排版作業.docx
@@ -300,7 +300,7 @@
         <w:spacing w:line="400" w:lineRule="exact"/>
         <w:jc w:val="center"/>
         <w:rPr>
-          <w:rFonts w:ascii="Times New Roman" w:eastAsia="標楷體" w:hAnsi="Times New Roman" w:hint="eastAsia"/>
+          <w:rFonts w:ascii="Times New Roman" w:eastAsia="標楷體" w:hAnsi="Times New Roman"/>
           <w:sz w:val="32"/>
           <w:szCs w:val="32"/>
         </w:rPr>
@@ -1829,9 +1829,9 @@
         </w:p>
       </w:sdtContent>
     </w:sdt>
-    <w:bookmarkStart w:id="0" w:name="_Toc223898677" w:displacedByCustomXml="prev"/>
+    <w:bookmarkStart w:id="0" w:name="_Toc223898041" w:displacedByCustomXml="prev"/>
     <w:bookmarkStart w:id="1" w:name="_Toc223898250" w:displacedByCustomXml="prev"/>
-    <w:bookmarkStart w:id="2" w:name="_Toc223898041" w:displacedByCustomXml="prev"/>
+    <w:bookmarkStart w:id="2" w:name="_Toc223898677" w:displacedByCustomXml="prev"/>
     <w:p>
       <w:pPr>
         <w:widowControl/>
@@ -2355,7 +2355,7 @@
         <w:widowControl/>
         <w:spacing w:line="400" w:lineRule="exact"/>
         <w:rPr>
-          <w:rFonts w:ascii="Times New Roman" w:eastAsia="標楷體" w:hAnsi="Times New Roman" w:hint="eastAsia"/>
+          <w:rFonts w:ascii="Times New Roman" w:eastAsia="標楷體" w:hAnsi="Times New Roman"/>
           <w:b/>
           <w:bCs/>
           <w:sz w:val="36"/>
@@ -2770,23 +2770,7 @@
             <w:rFonts w:ascii="Times New Roman" w:eastAsia="標楷體" w:hAnsi="Times New Roman" w:hint="eastAsia"/>
             <w:noProof/>
           </w:rPr>
-          <w:t>派系聲望獎</w:t>
-        </w:r>
-        <w:r>
-          <w:rPr>
-            <w:rStyle w:val="af0"/>
-            <w:rFonts w:ascii="Times New Roman" w:eastAsia="標楷體" w:hAnsi="Times New Roman" w:hint="eastAsia"/>
-            <w:noProof/>
-          </w:rPr>
-          <w:t>勵</w:t>
-        </w:r>
-        <w:r>
-          <w:rPr>
-            <w:rStyle w:val="af0"/>
-            <w:rFonts w:ascii="Times New Roman" w:eastAsia="標楷體" w:hAnsi="Times New Roman" w:hint="eastAsia"/>
-            <w:noProof/>
-          </w:rPr>
-          <w:t>表</w:t>
+          <w:t>派系聲望獎勵表</w:t>
         </w:r>
         <w:r>
           <w:rPr>
@@ -2910,17 +2894,17 @@
         <w:spacing w:line="400" w:lineRule="exact"/>
         <w:jc w:val="center"/>
         <w:rPr>
+          <w:rFonts w:ascii="Times New Roman" w:eastAsia="標楷體" w:hAnsi="Times New Roman"/>
+          <w:sz w:val="36"/>
+          <w:szCs w:val="36"/>
+        </w:rPr>
+      </w:pPr>
+      <w:r>
+        <w:rPr>
           <w:rFonts w:ascii="Times New Roman" w:eastAsia="標楷體" w:hAnsi="Times New Roman" w:hint="eastAsia"/>
           <w:sz w:val="36"/>
           <w:szCs w:val="36"/>
         </w:rPr>
-      </w:pPr>
-      <w:r>
-        <w:rPr>
-          <w:rFonts w:ascii="Times New Roman" w:eastAsia="標楷體" w:hAnsi="Times New Roman" w:hint="eastAsia"/>
-          <w:sz w:val="36"/>
-          <w:szCs w:val="36"/>
-        </w:rPr>
         <w:t>摘要</w:t>
       </w:r>
     </w:p>
@@ -2930,7 +2914,7 @@
         <w:spacing w:line="400" w:lineRule="exact"/>
         <w:ind w:firstLineChars="200" w:firstLine="480"/>
         <w:rPr>
-          <w:rFonts w:ascii="Times New Roman" w:eastAsia="標楷體" w:hAnsi="Times New Roman" w:hint="eastAsia"/>
+          <w:rFonts w:ascii="Times New Roman" w:eastAsia="標楷體" w:hAnsi="Times New Roman"/>
         </w:rPr>
       </w:pPr>
       <w:r>
@@ -3049,7 +3033,7 @@
         <w:widowControl/>
         <w:spacing w:line="400" w:lineRule="exact"/>
         <w:rPr>
-          <w:rFonts w:ascii="Times New Roman" w:eastAsia="標楷體" w:hAnsi="Times New Roman" w:hint="eastAsia"/>
+          <w:rFonts w:ascii="Times New Roman" w:eastAsia="標楷體" w:hAnsi="Times New Roman"/>
         </w:rPr>
       </w:pPr>
     </w:p>
@@ -3225,7 +3209,7 @@
         <w:widowControl/>
         <w:spacing w:line="400" w:lineRule="exact"/>
         <w:rPr>
-          <w:rFonts w:ascii="Times New Roman" w:eastAsia="標楷體" w:hAnsi="Times New Roman" w:hint="eastAsia"/>
+          <w:rFonts w:ascii="Times New Roman" w:eastAsia="標楷體" w:hAnsi="Times New Roman"/>
         </w:rPr>
       </w:pPr>
     </w:p>
@@ -3234,7 +3218,7 @@
         <w:widowControl/>
         <w:spacing w:line="400" w:lineRule="exact"/>
         <w:rPr>
-          <w:rFonts w:ascii="Times New Roman" w:eastAsia="標楷體" w:hAnsi="Times New Roman" w:hint="eastAsia"/>
+          <w:rFonts w:ascii="Times New Roman" w:eastAsia="標楷體" w:hAnsi="Times New Roman"/>
         </w:rPr>
         <w:sectPr>
           <w:pgSz w:w="11906" w:h="16838"/>
@@ -3278,7 +3262,7 @@
         <w:widowControl/>
         <w:spacing w:line="400" w:lineRule="exact"/>
         <w:rPr>
-          <w:rFonts w:ascii="Times New Roman" w:eastAsia="標楷體" w:hAnsi="Times New Roman" w:hint="eastAsia"/>
+          <w:rFonts w:ascii="Times New Roman" w:eastAsia="標楷體" w:hAnsi="Times New Roman"/>
           <w:b/>
           <w:bCs/>
           <w:sz w:val="36"/>
@@ -4148,7 +4132,7 @@
         <w:spacing w:line="400" w:lineRule="exact"/>
         <w:ind w:firstLineChars="200" w:firstLine="480"/>
         <w:rPr>
-          <w:rFonts w:ascii="Times New Roman" w:eastAsia="標楷體" w:hAnsi="Times New Roman" w:hint="eastAsia"/>
+          <w:rFonts w:ascii="Times New Roman" w:eastAsia="標楷體" w:hAnsi="Times New Roman"/>
         </w:rPr>
       </w:pPr>
       <w:r>
@@ -4177,6 +4161,7 @@
           <w:b/>
           <w:bCs/>
         </w:rPr>
+        <w:instrText xml:space="preserve"> \* MERGEFORMAT </w:instrText>
       </w:r>
       <w:r>
         <w:rPr>
@@ -4184,7 +4169,6 @@
           <w:b/>
           <w:bCs/>
         </w:rPr>
-        <w:instrText xml:space="preserve"> \* MERGEFORMAT </w:instrText>
       </w:r>
       <w:r>
         <w:rPr>
@@ -4675,7 +4659,7 @@
         <w:spacing w:line="400" w:lineRule="exact"/>
         <w:ind w:firstLineChars="200" w:firstLine="480"/>
         <w:rPr>
-          <w:rFonts w:ascii="Times New Roman" w:eastAsia="標楷體" w:hAnsi="Times New Roman" w:cs="新細明體" w:hint="eastAsia"/>
+          <w:rFonts w:ascii="Times New Roman" w:eastAsia="標楷體" w:hAnsi="Times New Roman" w:cs="新細明體"/>
           <w:kern w:val="0"/>
           <w14:ligatures w14:val="none"/>
         </w:rPr>
@@ -4714,6 +4698,7 @@
           <w:kern w:val="0"/>
           <w14:ligatures w14:val="none"/>
         </w:rPr>
+        <w:instrText xml:space="preserve"> \* MERGEFORMAT </w:instrText>
       </w:r>
       <w:r>
         <w:rPr>
@@ -4723,7 +4708,6 @@
           <w:kern w:val="0"/>
           <w14:ligatures w14:val="none"/>
         </w:rPr>
-        <w:instrText xml:space="preserve"> \* MERGEFORMAT </w:instrText>
       </w:r>
       <w:r>
         <w:rPr>
@@ -5349,7 +5333,7 @@
         <w:widowControl/>
         <w:spacing w:line="400" w:lineRule="exact"/>
         <w:rPr>
-          <w:rFonts w:ascii="Times New Roman" w:eastAsia="標楷體" w:hAnsi="Times New Roman" w:cs="新細明體" w:hint="eastAsia"/>
+          <w:rFonts w:ascii="Times New Roman" w:eastAsia="標楷體" w:hAnsi="Times New Roman" w:cs="新細明體"/>
           <w:kern w:val="0"/>
           <w:sz w:val="28"/>
           <w:szCs w:val="28"/>
@@ -5464,31 +5448,6 @@
           <w:kern w:val="0"/>
           <w14:ligatures w14:val="none"/>
         </w:rPr>
-        <w:fldChar w:fldCharType="separate"/>
-      </w:r>
-      <w:r>
-        <w:rPr>
-          <w:rFonts w:ascii="Times New Roman" w:eastAsia="標楷體" w:hAnsi="Times New Roman" w:cs="新細明體" w:hint="eastAsia"/>
-          <w:kern w:val="0"/>
-          <w14:ligatures w14:val="none"/>
-        </w:rPr>
-        <w:t>錯誤</w:t>
-      </w:r>
-      <w:r>
-        <w:rPr>
-          <w:rFonts w:ascii="Times New Roman" w:eastAsia="標楷體" w:hAnsi="Times New Roman" w:cs="新細明體" w:hint="eastAsia"/>
-          <w:kern w:val="0"/>
-          <w14:ligatures w14:val="none"/>
-        </w:rPr>
-        <w:t xml:space="preserve">! </w:t>
-      </w:r>
-      <w:r>
-        <w:rPr>
-          <w:rFonts w:ascii="Times New Roman" w:eastAsia="標楷體" w:hAnsi="Times New Roman" w:cs="新細明體" w:hint="eastAsia"/>
-          <w:kern w:val="0"/>
-          <w14:ligatures w14:val="none"/>
-        </w:rPr>
-        <w:t>找不到參照來源。</w:t>
       </w:r>
       <w:r>
         <w:rPr>
@@ -5498,6 +5457,40 @@
           <w:kern w:val="0"/>
           <w14:ligatures w14:val="none"/>
         </w:rPr>
+        <w:fldChar w:fldCharType="separate"/>
+      </w:r>
+      <w:r>
+        <w:rPr>
+          <w:rFonts w:ascii="Times New Roman" w:eastAsia="標楷體" w:hAnsi="Times New Roman" w:cs="新細明體" w:hint="eastAsia"/>
+          <w:kern w:val="0"/>
+          <w14:ligatures w14:val="none"/>
+        </w:rPr>
+        <w:t>錯誤</w:t>
+      </w:r>
+      <w:r>
+        <w:rPr>
+          <w:rFonts w:ascii="Times New Roman" w:eastAsia="標楷體" w:hAnsi="Times New Roman" w:cs="新細明體" w:hint="eastAsia"/>
+          <w:kern w:val="0"/>
+          <w14:ligatures w14:val="none"/>
+        </w:rPr>
+        <w:t xml:space="preserve">! </w:t>
+      </w:r>
+      <w:r>
+        <w:rPr>
+          <w:rFonts w:ascii="Times New Roman" w:eastAsia="標楷體" w:hAnsi="Times New Roman" w:cs="新細明體" w:hint="eastAsia"/>
+          <w:kern w:val="0"/>
+          <w14:ligatures w14:val="none"/>
+        </w:rPr>
+        <w:t>找不到參照來源。</w:t>
+      </w:r>
+      <w:r>
+        <w:rPr>
+          <w:rFonts w:ascii="Times New Roman" w:eastAsia="標楷體" w:hAnsi="Times New Roman" w:cs="新細明體"/>
+          <w:b/>
+          <w:bCs/>
+          <w:kern w:val="0"/>
+          <w14:ligatures w14:val="none"/>
+        </w:rPr>
         <w:fldChar w:fldCharType="end"/>
       </w:r>
       <w:r>
@@ -5521,7 +5514,7 @@
       <w:pPr>
         <w:spacing w:line="400" w:lineRule="exact"/>
         <w:rPr>
-          <w:rFonts w:ascii="Times New Roman" w:eastAsia="標楷體" w:hAnsi="Times New Roman" w:hint="eastAsia"/>
+          <w:rFonts w:ascii="Times New Roman" w:eastAsia="標楷體" w:hAnsi="Times New Roman"/>
         </w:rPr>
       </w:pPr>
     </w:p>
@@ -5716,7 +5709,7 @@
         <w:spacing w:line="400" w:lineRule="exact"/>
         <w:ind w:firstLineChars="200" w:firstLine="480"/>
         <w:rPr>
-          <w:rFonts w:ascii="Times New Roman" w:eastAsia="標楷體" w:hAnsi="Times New Roman" w:cs="新細明體" w:hint="eastAsia"/>
+          <w:rFonts w:ascii="Times New Roman" w:eastAsia="標楷體" w:hAnsi="Times New Roman" w:cs="新細明體"/>
           <w:kern w:val="0"/>
           <w14:ligatures w14:val="none"/>
         </w:rPr>
@@ -5756,6 +5749,15 @@
           <w14:ligatures w14:val="none"/>
         </w:rPr>
         <w:instrText xml:space="preserve"> \* MERGEFORMAT </w:instrText>
+      </w:r>
+      <w:r>
+        <w:rPr>
+          <w:rFonts w:ascii="Times New Roman" w:eastAsia="標楷體" w:hAnsi="Times New Roman" w:cs="新細明體"/>
+          <w:b/>
+          <w:bCs/>
+          <w:kern w:val="0"/>
+          <w14:ligatures w14:val="none"/>
+        </w:rPr>
       </w:r>
       <w:r>
         <w:rPr>
@@ -6452,7 +6454,7 @@
         <w:spacing w:line="400" w:lineRule="exact"/>
         <w:ind w:firstLine="480"/>
         <w:rPr>
-          <w:rFonts w:ascii="Times New Roman" w:eastAsia="標楷體" w:hAnsi="Times New Roman" w:cs="新細明體" w:hint="eastAsia"/>
+          <w:rFonts w:ascii="Times New Roman" w:eastAsia="標楷體" w:hAnsi="Times New Roman" w:cs="新細明體"/>
           <w:kern w:val="0"/>
           <w14:ligatures w14:val="none"/>
         </w:rPr>
@@ -6488,13 +6490,6 @@
           <w:kern w:val="0"/>
           <w14:ligatures w14:val="none"/>
         </w:rPr>
-      </w:r>
-      <w:r>
-        <w:rPr>
-          <w:rFonts w:ascii="Times New Roman" w:eastAsia="標楷體" w:hAnsi="Times New Roman" w:cs="新細明體"/>
-          <w:kern w:val="0"/>
-          <w14:ligatures w14:val="none"/>
-        </w:rPr>
         <w:instrText xml:space="preserve"> \* MERGEFORMAT </w:instrText>
       </w:r>
       <w:r>
@@ -6503,6 +6498,13 @@
           <w:kern w:val="0"/>
           <w14:ligatures w14:val="none"/>
         </w:rPr>
+      </w:r>
+      <w:r>
+        <w:rPr>
+          <w:rFonts w:ascii="Times New Roman" w:eastAsia="標楷體" w:hAnsi="Times New Roman" w:cs="新細明體"/>
+          <w:kern w:val="0"/>
+          <w14:ligatures w14:val="none"/>
+        </w:rPr>
         <w:fldChar w:fldCharType="separate"/>
       </w:r>
       <w:r>
@@ -6580,14 +6582,14 @@
           <w:kern w:val="0"/>
           <w14:ligatures w14:val="none"/>
         </w:rPr>
-      </w:r>
-      <w:r>
-        <w:rPr>
-          <w:rFonts w:ascii="Times New Roman" w:eastAsia="標楷體" w:hAnsi="Times New Roman" w:cs="新細明體"/>
-          <w:kern w:val="0"/>
-          <w14:ligatures w14:val="none"/>
-        </w:rPr>
         <w:instrText xml:space="preserve"> \* MERGEFORMAT </w:instrText>
+      </w:r>
+      <w:r>
+        <w:rPr>
+          <w:rFonts w:ascii="Times New Roman" w:eastAsia="標楷體" w:hAnsi="Times New Roman" w:cs="新細明體"/>
+          <w:kern w:val="0"/>
+          <w14:ligatures w14:val="none"/>
+        </w:rPr>
       </w:r>
       <w:r>
         <w:rPr>
@@ -6702,29 +6704,53 @@
         <w:spacing w:line="400" w:lineRule="exact"/>
         <w:jc w:val="center"/>
         <w:rPr>
+          <w:rFonts w:ascii="Times New Roman" w:eastAsia="標楷體" w:hAnsi="Times New Roman"/>
+        </w:rPr>
+      </w:pPr>
+      <w:bookmarkStart w:id="21" w:name="_Ref225093483"/>
+      <w:bookmarkStart w:id="22" w:name="_Ref225093480"/>
+      <w:bookmarkStart w:id="23" w:name="_Toc225094611"/>
+      <w:r>
+        <w:rPr>
           <w:rFonts w:ascii="Times New Roman" w:eastAsia="標楷體" w:hAnsi="Times New Roman" w:hint="eastAsia"/>
         </w:rPr>
-      </w:pPr>
-      <w:bookmarkStart w:id="21" w:name="_Ref225093480"/>
-      <w:bookmarkStart w:id="22" w:name="_Ref225093483"/>
-      <w:bookmarkStart w:id="23" w:name="_Toc225094611"/>
+        <w:t>圖</w:t>
+      </w:r>
       <w:r>
         <w:rPr>
           <w:rFonts w:ascii="Times New Roman" w:eastAsia="標楷體" w:hAnsi="Times New Roman" w:hint="eastAsia"/>
         </w:rPr>
-        <w:t>圖</w:t>
+        <w:t xml:space="preserve"> </w:t>
+      </w:r>
+      <w:r>
+        <w:rPr>
+          <w:rFonts w:ascii="Times New Roman" w:eastAsia="標楷體" w:hAnsi="Times New Roman"/>
+        </w:rPr>
+        <w:fldChar w:fldCharType="begin"/>
+      </w:r>
+      <w:r>
+        <w:rPr>
+          <w:rFonts w:ascii="Times New Roman" w:eastAsia="標楷體" w:hAnsi="Times New Roman"/>
+        </w:rPr>
+        <w:instrText xml:space="preserve"> </w:instrText>
       </w:r>
       <w:r>
         <w:rPr>
           <w:rFonts w:ascii="Times New Roman" w:eastAsia="標楷體" w:hAnsi="Times New Roman" w:hint="eastAsia"/>
         </w:rPr>
-        <w:t xml:space="preserve"> </w:t>
-      </w:r>
-      <w:r>
-        <w:rPr>
-          <w:rFonts w:ascii="Times New Roman" w:eastAsia="標楷體" w:hAnsi="Times New Roman"/>
-        </w:rPr>
-        <w:fldChar w:fldCharType="begin"/>
+        <w:instrText xml:space="preserve">SEQ </w:instrText>
+      </w:r>
+      <w:r>
+        <w:rPr>
+          <w:rFonts w:ascii="Times New Roman" w:eastAsia="標楷體" w:hAnsi="Times New Roman" w:hint="eastAsia"/>
+        </w:rPr>
+        <w:instrText>圖</w:instrText>
+      </w:r>
+      <w:r>
+        <w:rPr>
+          <w:rFonts w:ascii="Times New Roman" w:eastAsia="標楷體" w:hAnsi="Times New Roman" w:hint="eastAsia"/>
+        </w:rPr>
+        <w:instrText xml:space="preserve"> \* ARABIC</w:instrText>
       </w:r>
       <w:r>
         <w:rPr>
@@ -6734,55 +6760,31 @@
       </w:r>
       <w:r>
         <w:rPr>
+          <w:rFonts w:ascii="Times New Roman" w:eastAsia="標楷體" w:hAnsi="Times New Roman"/>
+        </w:rPr>
+        <w:fldChar w:fldCharType="separate"/>
+      </w:r>
+      <w:r>
+        <w:rPr>
+          <w:rFonts w:ascii="Times New Roman" w:eastAsia="標楷體" w:hAnsi="Times New Roman"/>
+          <w:noProof/>
+        </w:rPr>
+        <w:t>2</w:t>
+      </w:r>
+      <w:r>
+        <w:rPr>
+          <w:rFonts w:ascii="Times New Roman" w:eastAsia="標楷體" w:hAnsi="Times New Roman"/>
+        </w:rPr>
+        <w:fldChar w:fldCharType="end"/>
+      </w:r>
+      <w:bookmarkEnd w:id="21"/>
+      <w:r>
+        <w:rPr>
           <w:rFonts w:ascii="Times New Roman" w:eastAsia="標楷體" w:hAnsi="Times New Roman" w:hint="eastAsia"/>
         </w:rPr>
-        <w:instrText xml:space="preserve">SEQ </w:instrText>
-      </w:r>
-      <w:r>
-        <w:rPr>
-          <w:rFonts w:ascii="Times New Roman" w:eastAsia="標楷體" w:hAnsi="Times New Roman" w:hint="eastAsia"/>
-        </w:rPr>
-        <w:instrText>圖</w:instrText>
-      </w:r>
-      <w:r>
-        <w:rPr>
-          <w:rFonts w:ascii="Times New Roman" w:eastAsia="標楷體" w:hAnsi="Times New Roman" w:hint="eastAsia"/>
-        </w:rPr>
-        <w:instrText xml:space="preserve"> \* ARABIC</w:instrText>
-      </w:r>
-      <w:r>
-        <w:rPr>
-          <w:rFonts w:ascii="Times New Roman" w:eastAsia="標楷體" w:hAnsi="Times New Roman"/>
-        </w:rPr>
-        <w:instrText xml:space="preserve"> </w:instrText>
-      </w:r>
-      <w:r>
-        <w:rPr>
-          <w:rFonts w:ascii="Times New Roman" w:eastAsia="標楷體" w:hAnsi="Times New Roman"/>
-        </w:rPr>
-        <w:fldChar w:fldCharType="separate"/>
-      </w:r>
-      <w:r>
-        <w:rPr>
-          <w:rFonts w:ascii="Times New Roman" w:eastAsia="標楷體" w:hAnsi="Times New Roman"/>
-          <w:noProof/>
-        </w:rPr>
-        <w:t>2</w:t>
-      </w:r>
-      <w:r>
-        <w:rPr>
-          <w:rFonts w:ascii="Times New Roman" w:eastAsia="標楷體" w:hAnsi="Times New Roman"/>
-        </w:rPr>
-        <w:fldChar w:fldCharType="end"/>
+        <w:t>亞空間航行與星圖介面</w:t>
       </w:r>
       <w:bookmarkEnd w:id="22"/>
-      <w:r>
-        <w:rPr>
-          <w:rFonts w:ascii="Times New Roman" w:eastAsia="標楷體" w:hAnsi="Times New Roman" w:hint="eastAsia"/>
-        </w:rPr>
-        <w:t>亞空間航行與星圖介面</w:t>
-      </w:r>
-      <w:bookmarkEnd w:id="21"/>
       <w:bookmarkEnd w:id="23"/>
     </w:p>
     <w:p>
@@ -6854,7 +6856,7 @@
         <w:spacing w:line="400" w:lineRule="exact"/>
         <w:jc w:val="center"/>
         <w:rPr>
-          <w:rFonts w:ascii="Times New Roman" w:eastAsia="標楷體" w:hAnsi="Times New Roman" w:cs="新細明體" w:hint="eastAsia"/>
+          <w:rFonts w:ascii="Times New Roman" w:eastAsia="標楷體" w:hAnsi="Times New Roman" w:cs="新細明體"/>
           <w:kern w:val="0"/>
           <w:sz w:val="24"/>
           <w:szCs w:val="24"/>
@@ -7066,7 +7068,7 @@
         <w:spacing w:line="400" w:lineRule="exact"/>
         <w:ind w:firstLineChars="200" w:firstLine="480"/>
         <w:rPr>
-          <w:rFonts w:ascii="Times New Roman" w:eastAsia="標楷體" w:hAnsi="Times New Roman" w:cs="新細明體" w:hint="eastAsia"/>
+          <w:rFonts w:ascii="Times New Roman" w:eastAsia="標楷體" w:hAnsi="Times New Roman" w:cs="新細明體"/>
           <w:kern w:val="0"/>
           <w14:ligatures w14:val="none"/>
         </w:rPr>
@@ -7105,6 +7107,7 @@
           <w:kern w:val="0"/>
           <w14:ligatures w14:val="none"/>
         </w:rPr>
+        <w:instrText xml:space="preserve"> \* MERGEFORMAT </w:instrText>
       </w:r>
       <w:r>
         <w:rPr>
@@ -7114,7 +7117,6 @@
           <w:kern w:val="0"/>
           <w14:ligatures w14:val="none"/>
         </w:rPr>
-        <w:instrText xml:space="preserve"> \* MERGEFORMAT </w:instrText>
       </w:r>
       <w:r>
         <w:rPr>
@@ -7743,7 +7745,7 @@
         <w:widowControl/>
         <w:spacing w:line="400" w:lineRule="exact"/>
         <w:rPr>
-          <w:rFonts w:ascii="Times New Roman" w:eastAsia="標楷體" w:hAnsi="Times New Roman" w:cs="新細明體"/>
+          <w:rFonts w:ascii="Times New Roman" w:eastAsia="標楷體" w:hAnsi="Times New Roman" w:cs="新細明體" w:hint="eastAsia"/>
           <w:kern w:val="0"/>
           <w:sz w:val="28"/>
           <w:szCs w:val="28"/>
@@ -7807,7 +7809,7 @@
         <w:spacing w:line="400" w:lineRule="exact"/>
         <w:ind w:firstLineChars="200" w:firstLine="480"/>
         <w:rPr>
-          <w:rFonts w:ascii="Times New Roman" w:eastAsia="標楷體" w:hAnsi="Times New Roman" w:hint="eastAsia"/>
+          <w:rFonts w:ascii="Times New Roman" w:eastAsia="標楷體" w:hAnsi="Times New Roman"/>
         </w:rPr>
       </w:pPr>
       <w:r>
@@ -7848,6 +7850,7 @@
           <w:b/>
           <w:bCs/>
         </w:rPr>
+        <w:instrText xml:space="preserve"> \* MERGEFORMAT </w:instrText>
       </w:r>
       <w:r>
         <w:rPr>
@@ -7855,7 +7858,6 @@
           <w:b/>
           <w:bCs/>
         </w:rPr>
-        <w:instrText xml:space="preserve"> \* MERGEFORMAT </w:instrText>
       </w:r>
       <w:r>
         <w:rPr>
@@ -7927,11 +7929,10 @@
           <w:rFonts w:ascii="Times New Roman" w:eastAsia="標楷體" w:hAnsi="Times New Roman"/>
           <w:noProof/>
         </w:rPr>
-        <w:lastRenderedPageBreak/>
         <w:drawing>
-          <wp:inline distT="0" distB="0" distL="0" distR="0" wp14:anchorId="21A13AF5" wp14:editId="5CA97068">
-            <wp:extent cx="5274310" cy="2966085"/>
-            <wp:effectExtent l="0" t="0" r="2540" b="5715"/>
+          <wp:inline distT="0" distB="0" distL="0" distR="0" wp14:anchorId="08B3131D" wp14:editId="62809867">
+            <wp:extent cx="4825943" cy="2713939"/>
+            <wp:effectExtent l="0" t="0" r="0" b="0"/>
             <wp:docPr id="1737458863" name="圖片 5" descr="《战锤40K：行商浪人》图文攻略 全流程支线任务全收集攻略_【快资讯】"/>
             <wp:cNvGraphicFramePr>
               <a:graphicFrameLocks xmlns:a="http://schemas.openxmlformats.org/drawingml/2006/main" noChangeAspect="1"/>
@@ -7961,7 +7962,7 @@
                   <pic:spPr bwMode="auto">
                     <a:xfrm>
                       <a:off x="0" y="0"/>
-                      <a:ext cx="5274310" cy="2966085"/>
+                      <a:ext cx="4871699" cy="2739671"/>
                     </a:xfrm>
                     <a:prstGeom prst="rect">
                       <a:avLst/>
@@ -7983,7 +7984,7 @@
         <w:pStyle w:val="af"/>
         <w:jc w:val="center"/>
         <w:rPr>
-          <w:rFonts w:ascii="Times New Roman" w:eastAsia="標楷體" w:hAnsi="Times New Roman" w:hint="eastAsia"/>
+          <w:rFonts w:ascii="Times New Roman" w:eastAsia="標楷體" w:hAnsi="Times New Roman"/>
           <w:sz w:val="24"/>
           <w:szCs w:val="24"/>
         </w:rPr>
@@ -8077,28 +8078,6 @@
         <w:t>）與購買門檻介面</w:t>
       </w:r>
       <w:bookmarkEnd w:id="35"/>
-    </w:p>
-    <w:p>
-      <w:pPr>
-        <w:widowControl/>
-        <w:rPr>
-          <w:rFonts w:ascii="Times New Roman" w:eastAsia="標楷體" w:hAnsi="Times New Roman"/>
-          <w:b/>
-          <w:bCs/>
-          <w:sz w:val="36"/>
-          <w:szCs w:val="36"/>
-        </w:rPr>
-      </w:pPr>
-      <w:r>
-        <w:rPr>
-          <w:rFonts w:ascii="Times New Roman" w:eastAsia="標楷體" w:hAnsi="Times New Roman"/>
-          <w:b/>
-          <w:bCs/>
-          <w:sz w:val="36"/>
-          <w:szCs w:val="36"/>
-        </w:rPr>
-        <w:br w:type="page"/>
-      </w:r>
     </w:p>
     <w:p>
       <w:pPr>
@@ -11315,6 +11294,7 @@
   <w:style w:type="character" w:default="1" w:styleId="a0">
     <w:name w:val="Default Paragraph Font"/>
     <w:uiPriority w:val="1"/>
+    <w:semiHidden/>
     <w:unhideWhenUsed/>
   </w:style>
   <w:style w:type="table" w:default="1" w:styleId="a1">
